--- a/app/templates/prada2/VERDE.docx
+++ b/app/templates/prada2/VERDE.docx
@@ -1259,7 +1259,7 @@
           <w:szCs w:val="20"/>
           <w:lang w:val="es-PE" w:eastAsia="es-PE" w:bidi="ar-SA"/>
         </w:rPr>
-        <w:t>«ENTREGA» («ENTREGA_TEXTO»)</w:t>
+        <w:t xml:space="preserve">«ENTREGA» («ENTREGA_TEXTO») MESES</w:t>
       </w:r>
       <w:r>
         <w:rPr>

--- a/app/templates/prada2/VERDE.docx
+++ b/app/templates/prada2/VERDE.docx
@@ -6,7 +6,7 @@
       <w:pPr>
         <w:widowControl/>
         <w:suppressAutoHyphens w:val="0"/>
-        <w:spacing w:before="100" w:beforeAutospacing="1" w:after="100" w:afterAutospacing="1"/>
+        <w:spacing w:before="100" w:beforeAutospacing="1" w:after="100" w:afterAutospacing="1" w:line="276" w:lineRule="auto"/>
         <w:jc w:val="both"/>
         <w:rPr>
           <w:rFonts w:ascii="Gadugi" w:eastAsia="Times New Roman" w:hAnsi="Gadugi" w:cs="Times New Roman"/>
@@ -37,6 +37,7 @@
       <w:pPr>
         <w:widowControl/>
         <w:suppressAutoHyphens w:val="0"/>
+        <w:spacing w:line="276" w:lineRule="auto"/>
         <w:jc w:val="both"/>
         <w:rPr>
           <w:rFonts w:ascii="Gadugi" w:eastAsia="Times New Roman" w:hAnsi="Gadugi" w:cs="Times New Roman"/>
@@ -420,6 +421,7 @@
       <w:pPr>
         <w:widowControl/>
         <w:suppressAutoHyphens w:val="0"/>
+        <w:spacing w:line="276" w:lineRule="auto"/>
         <w:jc w:val="both"/>
         <w:outlineLvl w:val="2"/>
         <w:rPr>
@@ -466,6 +468,7 @@
       <w:pPr>
         <w:widowControl/>
         <w:suppressAutoHyphens w:val="0"/>
+        <w:spacing w:line="276" w:lineRule="auto"/>
         <w:jc w:val="both"/>
         <w:rPr>
           <w:rFonts w:ascii="Gadugi" w:eastAsia="Times New Roman" w:hAnsi="Gadugi" w:cs="Times New Roman"/>
@@ -614,6 +617,7 @@
       <w:pPr>
         <w:widowControl/>
         <w:suppressAutoHyphens w:val="0"/>
+        <w:spacing w:line="276" w:lineRule="auto"/>
         <w:jc w:val="both"/>
         <w:outlineLvl w:val="2"/>
         <w:rPr>
@@ -660,6 +664,7 @@
       <w:pPr>
         <w:widowControl/>
         <w:suppressAutoHyphens w:val="0"/>
+        <w:spacing w:line="276" w:lineRule="auto"/>
         <w:jc w:val="both"/>
         <w:rPr>
           <w:rFonts w:ascii="Gadugi" w:eastAsia="Times New Roman" w:hAnsi="Gadugi" w:cs="Times New Roman"/>
@@ -758,6 +763,7 @@
       <w:pPr>
         <w:widowControl/>
         <w:suppressAutoHyphens w:val="0"/>
+        <w:spacing w:line="276" w:lineRule="auto"/>
         <w:jc w:val="both"/>
         <w:rPr>
           <w:rFonts w:ascii="Gadugi" w:eastAsia="Times New Roman" w:hAnsi="Gadugi" w:cs="Times New Roman"/>
@@ -904,6 +910,7 @@
       <w:pPr>
         <w:widowControl/>
         <w:suppressAutoHyphens w:val="0"/>
+        <w:spacing w:line="276" w:lineRule="auto"/>
         <w:jc w:val="both"/>
         <w:outlineLvl w:val="2"/>
         <w:rPr>
@@ -949,7 +956,7 @@
     <w:p>
       <w:pPr>
         <w:pStyle w:val="NormalWeb"/>
-        <w:spacing w:before="0" w:beforeAutospacing="0" w:after="0" w:afterAutospacing="0"/>
+        <w:spacing w:before="0" w:beforeAutospacing="0" w:after="0" w:afterAutospacing="0" w:line="276" w:lineRule="auto"/>
         <w:jc w:val="both"/>
         <w:rPr>
           <w:rFonts w:ascii="Gadugi" w:hAnsi="Gadugi"/>
@@ -995,7 +1002,7 @@
     <w:p>
       <w:pPr>
         <w:pStyle w:val="NormalWeb"/>
-        <w:spacing w:before="0" w:beforeAutospacing="0" w:after="0" w:afterAutospacing="0"/>
+        <w:spacing w:before="0" w:beforeAutospacing="0" w:after="0" w:afterAutospacing="0" w:line="276" w:lineRule="auto"/>
         <w:jc w:val="both"/>
         <w:rPr>
           <w:rFonts w:ascii="Gadugi" w:hAnsi="Gadugi"/>
@@ -1015,7 +1022,7 @@
     <w:p>
       <w:pPr>
         <w:pStyle w:val="NormalWeb"/>
-        <w:spacing w:before="0" w:beforeAutospacing="0" w:after="0" w:afterAutospacing="0"/>
+        <w:spacing w:before="0" w:beforeAutospacing="0" w:after="0" w:afterAutospacing="0" w:line="276" w:lineRule="auto"/>
         <w:jc w:val="both"/>
         <w:rPr>
           <w:rFonts w:ascii="Gadugi" w:hAnsi="Gadugi"/>
@@ -1052,6 +1059,7 @@
       <w:pPr>
         <w:widowControl/>
         <w:suppressAutoHyphens w:val="0"/>
+        <w:spacing w:line="276" w:lineRule="auto"/>
         <w:jc w:val="both"/>
         <w:rPr>
           <w:rFonts w:ascii="Gadugi" w:eastAsia="Times New Roman" w:hAnsi="Gadugi" w:cs="Times New Roman"/>
@@ -1104,6 +1112,7 @@
       <w:pPr>
         <w:widowControl/>
         <w:suppressAutoHyphens w:val="0"/>
+        <w:spacing w:line="276" w:lineRule="auto"/>
         <w:jc w:val="both"/>
         <w:rPr>
           <w:rFonts w:ascii="Gadugi" w:eastAsia="Times New Roman" w:hAnsi="Gadugi" w:cs="Times New Roman"/>
@@ -1130,6 +1139,7 @@
       <w:pPr>
         <w:widowControl/>
         <w:suppressAutoHyphens w:val="0"/>
+        <w:spacing w:line="276" w:lineRule="auto"/>
         <w:jc w:val="both"/>
         <w:rPr>
           <w:rFonts w:ascii="Gadugi" w:eastAsia="Times New Roman" w:hAnsi="Gadugi" w:cs="Times New Roman"/>
@@ -1149,6 +1159,7 @@
           <w:szCs w:val="20"/>
           <w:lang w:val="es-PE" w:eastAsia="es-PE" w:bidi="ar-SA"/>
         </w:rPr>
+        <w:lastRenderedPageBreak/>
         <w:t>EN CASO LA INSCRIPCIÓN REGISTRAL DEL DERECHO DE PROPIEDAD DE LA PROMITENTE VENDEDORA NO PUDIERA CULMINARSE POR CAUSAS NO IMPUTABLES A ÉSTA, EL PLAZO QUEDARÁ SUSPENDIDO HASTA LA REGULARIZACIÓN CORRESPONDIENTE.</w:t>
       </w:r>
     </w:p>
@@ -1156,6 +1167,7 @@
       <w:pPr>
         <w:widowControl/>
         <w:suppressAutoHyphens w:val="0"/>
+        <w:spacing w:line="276" w:lineRule="auto"/>
         <w:jc w:val="both"/>
         <w:outlineLvl w:val="2"/>
         <w:rPr>
@@ -1202,6 +1214,7 @@
       <w:pPr>
         <w:widowControl/>
         <w:suppressAutoHyphens w:val="0"/>
+        <w:spacing w:line="276" w:lineRule="auto"/>
         <w:jc w:val="both"/>
         <w:rPr>
           <w:rFonts w:ascii="Gadugi" w:eastAsia="Times New Roman" w:hAnsi="Gadugi" w:cs="Times New Roman"/>
@@ -1221,7 +1234,6 @@
           <w:szCs w:val="20"/>
           <w:lang w:val="es-PE" w:eastAsia="es-PE" w:bidi="ar-SA"/>
         </w:rPr>
-        <w:lastRenderedPageBreak/>
         <w:t xml:space="preserve">LA PROMITENTE VENDEDORA DEJA CONSTANCIA QUE EL PROYECTO DENOMINADO </w:t>
       </w:r>
       <w:r>
@@ -1277,6 +1289,7 @@
       <w:pPr>
         <w:widowControl/>
         <w:suppressAutoHyphens w:val="0"/>
+        <w:spacing w:line="276" w:lineRule="auto"/>
         <w:jc w:val="both"/>
         <w:rPr>
           <w:rFonts w:ascii="Gadugi" w:eastAsia="Times New Roman" w:hAnsi="Gadugi" w:cs="Times New Roman"/>
@@ -1303,6 +1316,7 @@
       <w:pPr>
         <w:widowControl/>
         <w:suppressAutoHyphens w:val="0"/>
+        <w:spacing w:line="276" w:lineRule="auto"/>
         <w:jc w:val="both"/>
         <w:outlineLvl w:val="2"/>
         <w:rPr>
@@ -1349,6 +1363,7 @@
       <w:pPr>
         <w:widowControl/>
         <w:suppressAutoHyphens w:val="0"/>
+        <w:spacing w:line="276" w:lineRule="auto"/>
         <w:jc w:val="both"/>
         <w:rPr>
           <w:rFonts w:ascii="Gadugi" w:eastAsia="Times New Roman" w:hAnsi="Gadugi" w:cs="Times New Roman"/>
@@ -1375,6 +1390,7 @@
       <w:pPr>
         <w:widowControl/>
         <w:suppressAutoHyphens w:val="0"/>
+        <w:spacing w:line="276" w:lineRule="auto"/>
         <w:jc w:val="both"/>
         <w:rPr>
           <w:rFonts w:ascii="Gadugi" w:eastAsia="Times New Roman" w:hAnsi="Gadugi" w:cs="Times New Roman"/>
@@ -1401,6 +1417,7 @@
       <w:pPr>
         <w:widowControl/>
         <w:suppressAutoHyphens w:val="0"/>
+        <w:spacing w:line="276" w:lineRule="auto"/>
         <w:jc w:val="both"/>
         <w:outlineLvl w:val="2"/>
         <w:rPr>
@@ -1447,6 +1464,7 @@
       <w:pPr>
         <w:widowControl/>
         <w:suppressAutoHyphens w:val="0"/>
+        <w:spacing w:line="276" w:lineRule="auto"/>
         <w:jc w:val="both"/>
         <w:rPr>
           <w:rFonts w:ascii="Gadugi" w:eastAsia="Times New Roman" w:hAnsi="Gadugi" w:cs="Times New Roman"/>
@@ -1486,6 +1504,7 @@
       <w:pPr>
         <w:widowControl/>
         <w:suppressAutoHyphens w:val="0"/>
+        <w:spacing w:line="276" w:lineRule="auto"/>
         <w:jc w:val="both"/>
         <w:rPr>
           <w:rFonts w:ascii="Gadugi" w:eastAsia="Times New Roman" w:hAnsi="Gadugi" w:cs="Times New Roman"/>
@@ -1536,6 +1555,7 @@
       <w:pPr>
         <w:widowControl/>
         <w:suppressAutoHyphens w:val="0"/>
+        <w:spacing w:line="276" w:lineRule="auto"/>
         <w:jc w:val="both"/>
         <w:rPr>
           <w:rFonts w:ascii="Gadugi" w:eastAsia="Times New Roman" w:hAnsi="Gadugi" w:cs="Times New Roman"/>
@@ -1568,7 +1588,7 @@
           <w:szCs w:val="20"/>
           <w:lang w:val="es-PE" w:eastAsia="es-PE" w:bidi="ar-SA"/>
         </w:rPr>
-        <w:t>LOS PROMITENTES COMPRADORES</w:t>
+        <w:t>«P_COMPRADOR»</w:t>
       </w:r>
       <w:r>
         <w:rPr>
@@ -1586,6 +1606,7 @@
       <w:pPr>
         <w:widowControl/>
         <w:suppressAutoHyphens w:val="0"/>
+        <w:spacing w:line="276" w:lineRule="auto"/>
         <w:jc w:val="both"/>
         <w:outlineLvl w:val="2"/>
         <w:rPr>
@@ -1632,6 +1653,7 @@
       <w:pPr>
         <w:widowControl/>
         <w:suppressAutoHyphens w:val="0"/>
+        <w:spacing w:line="276" w:lineRule="auto"/>
         <w:jc w:val="both"/>
         <w:rPr>
           <w:rFonts w:ascii="Gadugi" w:eastAsia="Times New Roman" w:hAnsi="Gadugi" w:cs="Times New Roman"/>
@@ -1683,9 +1705,10 @@
         <w:widowControl/>
         <w:numPr>
           <w:ilvl w:val="0"/>
-          <w:numId w:val="8"/>
+          <w:numId w:val="9"/>
         </w:numPr>
         <w:suppressAutoHyphens w:val="0"/>
+        <w:spacing w:line="276" w:lineRule="auto"/>
         <w:jc w:val="both"/>
         <w:rPr>
           <w:rFonts w:ascii="Gadugi" w:eastAsia="Times New Roman" w:hAnsi="Gadugi" w:cs="Times New Roman"/>
@@ -1705,7 +1728,7 @@
           <w:szCs w:val="20"/>
           <w:lang w:val="es-PE" w:eastAsia="es-PE" w:bidi="ar-SA"/>
         </w:rPr>
-        <w:t xml:space="preserve">DEVOLVER A LOS PROMITENTES COMPRADORES LA TOTALIDAD DEL MONTO RECIBIDO; Y, </w:t>
+        <w:t xml:space="preserve">DEVOLVER A «P_COMPRADOR» LA TOTALIDAD DEL MONTO RECIBIDO; Y, </w:t>
       </w:r>
     </w:p>
     <w:p>
@@ -1713,9 +1736,10 @@
         <w:widowControl/>
         <w:numPr>
           <w:ilvl w:val="0"/>
-          <w:numId w:val="8"/>
+          <w:numId w:val="9"/>
         </w:numPr>
         <w:suppressAutoHyphens w:val="0"/>
+        <w:spacing w:line="276" w:lineRule="auto"/>
         <w:jc w:val="both"/>
         <w:rPr>
           <w:rFonts w:ascii="Gadugi" w:eastAsia="Times New Roman" w:hAnsi="Gadugi" w:cs="Times New Roman"/>
@@ -1742,6 +1766,7 @@
       <w:pPr>
         <w:widowControl/>
         <w:suppressAutoHyphens w:val="0"/>
+        <w:spacing w:line="276" w:lineRule="auto"/>
         <w:jc w:val="both"/>
         <w:rPr>
           <w:rFonts w:ascii="Gadugi" w:eastAsia="Times New Roman" w:hAnsi="Gadugi" w:cs="Times New Roman"/>
@@ -1774,18 +1799,18 @@
           <w:szCs w:val="20"/>
           <w:lang w:val="es-PE" w:eastAsia="es-PE" w:bidi="ar-SA"/>
         </w:rPr>
-        <w:t>LOS PROMITENTES COMPRADORES</w:t>
-      </w:r>
-      <w:r>
-        <w:rPr>
-          <w:rFonts w:ascii="Gadugi" w:eastAsia="Times New Roman" w:hAnsi="Gadugi" w:cs="Times New Roman"/>
-          <w:color w:val="auto"/>
-          <w:kern w:val="0"/>
-          <w:sz w:val="20"/>
-          <w:szCs w:val="20"/>
-          <w:lang w:val="es-PE" w:eastAsia="es-PE" w:bidi="ar-SA"/>
-        </w:rPr>
-        <w:t xml:space="preserve"> DESISTIERAN INJUSTIFICADAMENTE DE CELEBRAR LA COMPRAVENTA DEFINITIVA O INCUMPLIERAN CON SUS OBLIGACIONES ESENCIALES LUEGO DE SER REQUERIDOS POR ESCRITO, </w:t>
+        <w:t xml:space="preserve">«P_COMPRADOR» </w:t>
+      </w:r>
+      <w:r>
+        <w:rPr>
+          <w:rFonts w:ascii="Gadugi" w:eastAsia="Times New Roman" w:hAnsi="Gadugi" w:cs="Times New Roman"/>
+          <w:color w:val="auto"/>
+          <w:kern w:val="0"/>
+          <w:sz w:val="20"/>
+          <w:szCs w:val="20"/>
+          <w:lang w:val="es-PE" w:eastAsia="es-PE" w:bidi="ar-SA"/>
+        </w:rPr>
+        <w:t xml:space="preserve">DESISTIERAN INJUSTIFICADAMENTE DE CELEBRAR LA COMPRAVENTA DEFINITIVA O INCUMPLIERAN CON SUS OBLIGACIONES ESENCIALES LUEGO DE SER REQUERIDOS POR ESCRITO, </w:t>
       </w:r>
       <w:r>
         <w:rPr>
@@ -1816,6 +1841,7 @@
       <w:pPr>
         <w:widowControl/>
         <w:suppressAutoHyphens w:val="0"/>
+        <w:spacing w:line="276" w:lineRule="auto"/>
         <w:jc w:val="both"/>
         <w:outlineLvl w:val="2"/>
         <w:rPr>
@@ -1862,6 +1888,7 @@
       <w:pPr>
         <w:widowControl/>
         <w:suppressAutoHyphens w:val="0"/>
+        <w:spacing w:line="276" w:lineRule="auto"/>
         <w:jc w:val="both"/>
         <w:rPr>
           <w:rFonts w:ascii="Gadugi" w:eastAsia="Times New Roman" w:hAnsi="Gadugi" w:cs="Times New Roman"/>
@@ -1881,6 +1908,7 @@
           <w:szCs w:val="20"/>
           <w:lang w:val="es-PE" w:eastAsia="es-PE" w:bidi="ar-SA"/>
         </w:rPr>
+        <w:lastRenderedPageBreak/>
         <w:t>LAS PARTES DEJAN EXPRESA CONSTANCIA QUE EL PRESENTE CONTRATO CONSTITUYE ÚNICAMENTE UNA PROMESA DE COMPRAVENTA CON EFECTOS OBLIGACIONALES, CONFORME AL CÓDIGO CIVIL PERUANO, Y QUE LA TRANSFERENCIA DEFINITIVA DE PROPIEDAD SE PRODUCIRÁ ÚNICAMENTE CON LA CELEBRACIÓN DE LA ESCRITURA PÚBLICA DE COMPRAVENTA DEFINITIVA.</w:t>
       </w:r>
     </w:p>
@@ -1888,6 +1916,7 @@
       <w:pPr>
         <w:widowControl/>
         <w:suppressAutoHyphens w:val="0"/>
+        <w:spacing w:line="276" w:lineRule="auto"/>
         <w:jc w:val="both"/>
         <w:outlineLvl w:val="2"/>
         <w:rPr>
@@ -1934,6 +1963,7 @@
       <w:pPr>
         <w:widowControl/>
         <w:suppressAutoHyphens w:val="0"/>
+        <w:spacing w:line="276" w:lineRule="auto"/>
         <w:jc w:val="both"/>
         <w:rPr>
           <w:rFonts w:ascii="Gadugi" w:eastAsia="Times New Roman" w:hAnsi="Gadugi" w:cs="Times New Roman"/>
@@ -1953,13 +1983,14 @@
           <w:szCs w:val="20"/>
           <w:lang w:val="es-PE" w:eastAsia="es-PE" w:bidi="ar-SA"/>
         </w:rPr>
-        <w:t>TODOS LOS GASTOS NOTARIALES, REGISTRALES, TRIBUTOS Y DEMÁS CONCEPTOS QUE ORIGINE LA ELEVACIÓN A ESCRITURA PÚBLICA E INSCRIPCIÓN DE LA COMPRAVENTA DEFINITIVA SERÁN ASUMIDOS ÍNTEGRAMENTE POR LOS PROMITENTES COMPRADORES, SALVO AQUELLOS TRIBUTOS QUE POR MANDATO LEGAL CORRESPONDAN EXCLUSIVAMENTE AL VENDEDOR.</w:t>
-      </w:r>
-    </w:p>
-    <w:p>
-      <w:pPr>
-        <w:widowControl/>
-        <w:suppressAutoHyphens w:val="0"/>
+        <w:t>TODOS LOS GASTOS NOTARIALES, REGISTRALES, TRIBUTOS Y DEMÁS CONCEPTOS QUE ORIGINE LA ELEVACIÓN A ESCRITURA PÚBLICA E INSCRIPCIÓN DE LA COMPRAVENTA DEFINITIVA SERÁN ASUMIDOS ÍNTEGRAMENTE POR «P_COMPRADOR», SALVO AQUELLOS TRIBUTOS QUE POR MANDATO LEGAL CORRESPONDAN EXCLUSIVAMENTE AL VENDEDOR.</w:t>
+      </w:r>
+    </w:p>
+    <w:p>
+      <w:pPr>
+        <w:widowControl/>
+        <w:suppressAutoHyphens w:val="0"/>
+        <w:spacing w:line="276" w:lineRule="auto"/>
         <w:jc w:val="both"/>
         <w:outlineLvl w:val="2"/>
         <w:rPr>
@@ -1984,7 +2015,6 @@
           <w:szCs w:val="20"/>
           <w:lang w:val="es-PE" w:eastAsia="es-PE" w:bidi="ar-SA"/>
         </w:rPr>
-        <w:lastRenderedPageBreak/>
         <w:t xml:space="preserve">DÉCIMA </w:t>
       </w:r>
       <w:proofErr w:type="gramStart"/>
@@ -2020,6 +2050,7 @@
       <w:pPr>
         <w:widowControl/>
         <w:suppressAutoHyphens w:val="0"/>
+        <w:spacing w:line="276" w:lineRule="auto"/>
         <w:jc w:val="both"/>
         <w:rPr>
           <w:rFonts w:ascii="Gadugi" w:eastAsia="Times New Roman" w:hAnsi="Gadugi" w:cs="Times New Roman"/>
@@ -2046,6 +2077,7 @@
       <w:pPr>
         <w:widowControl/>
         <w:suppressAutoHyphens w:val="0"/>
+        <w:spacing w:line="276" w:lineRule="auto"/>
         <w:jc w:val="both"/>
         <w:rPr>
           <w:rFonts w:ascii="Gadugi" w:eastAsia="Times New Roman" w:hAnsi="Gadugi" w:cs="Times New Roman"/>
@@ -2072,6 +2104,7 @@
       <w:pPr>
         <w:widowControl/>
         <w:suppressAutoHyphens w:val="0"/>
+        <w:spacing w:line="276" w:lineRule="auto"/>
         <w:jc w:val="both"/>
         <w:outlineLvl w:val="2"/>
         <w:rPr>
@@ -2131,6 +2164,7 @@
       <w:pPr>
         <w:widowControl/>
         <w:suppressAutoHyphens w:val="0"/>
+        <w:spacing w:line="276" w:lineRule="auto"/>
         <w:jc w:val="both"/>
         <w:rPr>
           <w:rFonts w:ascii="Gadugi" w:eastAsia="Times New Roman" w:hAnsi="Gadugi" w:cs="Times New Roman"/>
@@ -2157,7 +2191,7 @@
       <w:pPr>
         <w:widowControl/>
         <w:suppressAutoHyphens w:val="0"/>
-        <w:spacing w:after="100" w:afterAutospacing="1"/>
+        <w:spacing w:after="100" w:afterAutospacing="1" w:line="276" w:lineRule="auto"/>
         <w:jc w:val="both"/>
         <w:rPr>
           <w:rFonts w:ascii="Gadugi" w:eastAsia="Times New Roman" w:hAnsi="Gadugi" w:cs="Times New Roman"/>
@@ -2186,6 +2220,7 @@
       <w:pPr>
         <w:widowControl/>
         <w:suppressAutoHyphens w:val="0"/>
+        <w:spacing w:line="276" w:lineRule="auto"/>
         <w:jc w:val="both"/>
         <w:rPr>
           <w:rFonts w:ascii="Gadugi" w:eastAsia="Times New Roman" w:hAnsi="Gadugi" w:cs="Times New Roman"/>
@@ -2206,6 +2241,7 @@
       <w:pPr>
         <w:widowControl/>
         <w:suppressAutoHyphens w:val="0"/>
+        <w:spacing w:line="276" w:lineRule="auto"/>
         <w:jc w:val="both"/>
         <w:rPr>
           <w:rFonts w:ascii="Gadugi" w:eastAsia="Times New Roman" w:hAnsi="Gadugi" w:cs="Times New Roman"/>
@@ -2221,6 +2257,7 @@
       <w:pPr>
         <w:widowControl/>
         <w:suppressAutoHyphens w:val="0"/>
+        <w:spacing w:line="276" w:lineRule="auto"/>
         <w:jc w:val="both"/>
         <w:rPr>
           <w:rFonts w:ascii="Gadugi" w:eastAsia="Times New Roman" w:hAnsi="Gadugi" w:cs="Times New Roman"/>
@@ -2238,6 +2275,7 @@
       <w:pPr>
         <w:widowControl/>
         <w:suppressAutoHyphens w:val="0"/>
+        <w:spacing w:line="276" w:lineRule="auto"/>
         <w:jc w:val="both"/>
         <w:rPr>
           <w:rFonts w:ascii="Gadugi" w:eastAsia="Times New Roman" w:hAnsi="Gadugi" w:cs="Times New Roman"/>
@@ -2255,6 +2293,7 @@
       <w:pPr>
         <w:widowControl/>
         <w:suppressAutoHyphens w:val="0"/>
+        <w:spacing w:line="276" w:lineRule="auto"/>
         <w:jc w:val="both"/>
         <w:rPr>
           <w:rFonts w:ascii="Gadugi" w:eastAsia="Times New Roman" w:hAnsi="Gadugi" w:cs="Times New Roman"/>
@@ -2272,6 +2311,7 @@
       <w:pPr>
         <w:widowControl/>
         <w:suppressAutoHyphens w:val="0"/>
+        <w:spacing w:line="276" w:lineRule="auto"/>
         <w:jc w:val="both"/>
         <w:rPr>
           <w:rFonts w:ascii="Gadugi" w:eastAsia="Times New Roman" w:hAnsi="Gadugi" w:cs="Times New Roman"/>
@@ -2289,6 +2329,7 @@
       <w:pPr>
         <w:widowControl/>
         <w:suppressAutoHyphens w:val="0"/>
+        <w:spacing w:line="276" w:lineRule="auto"/>
         <w:jc w:val="center"/>
         <w:rPr>
           <w:rFonts w:ascii="Gadugi" w:eastAsia="Times New Roman" w:hAnsi="Gadugi" w:cs="Times New Roman"/>
@@ -2319,6 +2360,7 @@
       <w:pPr>
         <w:widowControl/>
         <w:suppressAutoHyphens w:val="0"/>
+        <w:spacing w:line="276" w:lineRule="auto"/>
         <w:jc w:val="center"/>
         <w:rPr>
           <w:rFonts w:ascii="Gadugi" w:eastAsia="Times New Roman" w:hAnsi="Gadugi" w:cs="Times New Roman"/>
@@ -2349,6 +2391,7 @@
       <w:pPr>
         <w:widowControl/>
         <w:suppressAutoHyphens w:val="0"/>
+        <w:spacing w:line="276" w:lineRule="auto"/>
         <w:jc w:val="center"/>
         <w:rPr>
           <w:rFonts w:ascii="Gadugi" w:eastAsia="Times New Roman" w:hAnsi="Gadugi" w:cs="Times New Roman"/>
@@ -2379,6 +2422,7 @@
       <w:pPr>
         <w:widowControl/>
         <w:suppressAutoHyphens w:val="0"/>
+        <w:spacing w:line="276" w:lineRule="auto"/>
         <w:jc w:val="center"/>
         <w:rPr>
           <w:rFonts w:ascii="Gadugi" w:eastAsia="Times New Roman" w:hAnsi="Gadugi" w:cs="Times New Roman"/>
@@ -2422,6 +2466,7 @@
       <w:pPr>
         <w:widowControl/>
         <w:suppressAutoHyphens w:val="0"/>
+        <w:spacing w:line="276" w:lineRule="auto"/>
         <w:jc w:val="center"/>
         <w:rPr>
           <w:rFonts w:ascii="Gadugi" w:eastAsia="Times New Roman" w:hAnsi="Gadugi" w:cs="Times New Roman"/>
@@ -2437,6 +2482,7 @@
       <w:pPr>
         <w:widowControl/>
         <w:suppressAutoHyphens w:val="0"/>
+        <w:spacing w:line="276" w:lineRule="auto"/>
         <w:jc w:val="center"/>
         <w:rPr>
           <w:rFonts w:ascii="Gadugi" w:eastAsia="Times New Roman" w:hAnsi="Gadugi" w:cs="Times New Roman"/>
@@ -2452,6 +2498,7 @@
       <w:pPr>
         <w:widowControl/>
         <w:suppressAutoHyphens w:val="0"/>
+        <w:spacing w:line="276" w:lineRule="auto"/>
         <w:jc w:val="center"/>
         <w:rPr>
           <w:rFonts w:ascii="Gadugi" w:eastAsia="Times New Roman" w:hAnsi="Gadugi" w:cs="Times New Roman"/>
@@ -2467,6 +2514,7 @@
       <w:pPr>
         <w:widowControl/>
         <w:suppressAutoHyphens w:val="0"/>
+        <w:spacing w:line="276" w:lineRule="auto"/>
         <w:jc w:val="center"/>
         <w:rPr>
           <w:rFonts w:ascii="Gadugi" w:eastAsia="Times New Roman" w:hAnsi="Gadugi" w:cs="Times New Roman"/>
@@ -2482,6 +2530,7 @@
       <w:pPr>
         <w:widowControl/>
         <w:suppressAutoHyphens w:val="0"/>
+        <w:spacing w:line="276" w:lineRule="auto"/>
         <w:jc w:val="center"/>
         <w:rPr>
           <w:rFonts w:ascii="Gadugi" w:eastAsia="Times New Roman" w:hAnsi="Gadugi" w:cs="Times New Roman"/>
@@ -2497,6 +2546,7 @@
       <w:pPr>
         <w:widowControl/>
         <w:suppressAutoHyphens w:val="0"/>
+        <w:spacing w:line="276" w:lineRule="auto"/>
         <w:jc w:val="center"/>
         <w:rPr>
           <w:rFonts w:ascii="Gadugi" w:eastAsia="Times New Roman" w:hAnsi="Gadugi" w:cs="Times New Roman"/>
@@ -2523,6 +2573,7 @@
       <w:pPr>
         <w:widowControl/>
         <w:suppressAutoHyphens w:val="0"/>
+        <w:spacing w:line="276" w:lineRule="auto"/>
         <w:jc w:val="center"/>
         <w:rPr>
           <w:rFonts w:ascii="Gadugi" w:eastAsia="Times New Roman" w:hAnsi="Gadugi" w:cs="Times New Roman"/>
@@ -2553,20 +2604,22 @@
       <w:pPr>
         <w:widowControl/>
         <w:suppressAutoHyphens w:val="0"/>
-        <w:rPr>
-          <w:rFonts w:ascii="Gadugi" w:eastAsia="Times New Roman" w:hAnsi="Gadugi" w:cs="Times New Roman"/>
-          <w:b/>
-          <w:bCs/>
-          <w:color w:val="auto"/>
-          <w:kern w:val="0"/>
-          <w:sz w:val="20"/>
-          <w:szCs w:val="20"/>
-          <w:lang w:val="es-PE" w:eastAsia="es-PE" w:bidi="ar-SA"/>
-        </w:rPr>
-      </w:pPr>
-    </w:p>
-    <w:p>
-      <w:pPr>
+        <w:spacing w:line="276" w:lineRule="auto"/>
+        <w:rPr>
+          <w:rFonts w:ascii="Gadugi" w:eastAsia="Times New Roman" w:hAnsi="Gadugi" w:cs="Times New Roman"/>
+          <w:b/>
+          <w:bCs/>
+          <w:color w:val="auto"/>
+          <w:kern w:val="0"/>
+          <w:sz w:val="20"/>
+          <w:szCs w:val="20"/>
+          <w:lang w:val="es-PE" w:eastAsia="es-PE" w:bidi="ar-SA"/>
+        </w:rPr>
+      </w:pPr>
+    </w:p>
+    <w:p>
+      <w:pPr>
+        <w:spacing w:line="276" w:lineRule="auto"/>
         <w:jc w:val="both"/>
         <w:rPr>
           <w:rFonts w:ascii="Gadugi" w:hAnsi="Gadugi"/>
@@ -2583,6 +2636,7 @@
     </w:p>
     <w:p>
       <w:pPr>
+        <w:spacing w:line="276" w:lineRule="auto"/>
         <w:jc w:val="both"/>
         <w:rPr>
           <w:rFonts w:ascii="Gadugi" w:hAnsi="Gadugi"/>
@@ -2591,7 +2645,11 @@
         </w:rPr>
       </w:pPr>
     </w:p>
-    <w:p/>
+    <w:p>
+      <w:pPr>
+        <w:spacing w:line="276" w:lineRule="auto"/>
+      </w:pPr>
+    </w:p>
     <w:sectPr>
       <w:type w:val="continuous"/>
       <w:pgSz w:w="11907" w:h="16840" w:code="9"/>
@@ -3592,6 +3650,36 @@
   </w:num>
   <w:num w:numId="8">
     <w:abstractNumId w:val="5"/>
+  </w:num>
+  <w:num w:numId="9">
+    <w:abstractNumId w:val="5"/>
+    <w:lvlOverride w:ilvl="0">
+      <w:startOverride w:val="1"/>
+    </w:lvlOverride>
+    <w:lvlOverride w:ilvl="1">
+      <w:startOverride w:val="1"/>
+    </w:lvlOverride>
+    <w:lvlOverride w:ilvl="2">
+      <w:startOverride w:val="1"/>
+    </w:lvlOverride>
+    <w:lvlOverride w:ilvl="3">
+      <w:startOverride w:val="1"/>
+    </w:lvlOverride>
+    <w:lvlOverride w:ilvl="4">
+      <w:startOverride w:val="1"/>
+    </w:lvlOverride>
+    <w:lvlOverride w:ilvl="5">
+      <w:startOverride w:val="1"/>
+    </w:lvlOverride>
+    <w:lvlOverride w:ilvl="6">
+      <w:startOverride w:val="1"/>
+    </w:lvlOverride>
+    <w:lvlOverride w:ilvl="7">
+      <w:startOverride w:val="1"/>
+    </w:lvlOverride>
+    <w:lvlOverride w:ilvl="8">
+      <w:startOverride w:val="1"/>
+    </w:lvlOverride>
   </w:num>
 </w:numbering>
 </file>
